--- a/12_Cases/Vivienda Espana/SOIH_12_Vivienda_Indice_sostenibilidad_v0.1.docx
+++ b/12_Cases/Vivienda Espana/SOIH_12_Vivienda_Indice_sostenibilidad_v0.1.docx
@@ -34,7 +34,7 @@
     <w:p>
       <w:pPr>
         <w:shd w:val="clear" w:color="auto" w:fill="EAF2F8"/>
-        <w:divId w:val="1007365037"/>
+        <w:divId w:val="344669663"/>
         <w:rPr>
           <w:rFonts w:ascii="Calibri" w:eastAsia="Times New Roman" w:hAnsi="Calibri" w:cs="Calibri"/>
           <w:color w:val="1F2933"/>
@@ -1475,7 +1475,7 @@
     <w:p>
       <w:pPr>
         <w:shd w:val="clear" w:color="auto" w:fill="FEF5E7"/>
-        <w:divId w:val="161900498"/>
+        <w:divId w:val="403912229"/>
         <w:rPr>
           <w:rFonts w:ascii="Calibri" w:eastAsia="Times New Roman" w:hAnsi="Calibri" w:cs="Calibri"/>
           <w:color w:val="1F2933"/>
@@ -8883,7 +8883,7 @@
       <w:pPr>
         <w:shd w:val="clear" w:color="auto" w:fill="FEF5E7"/>
         <w:spacing w:after="180"/>
-        <w:divId w:val="1853103199"/>
+        <w:divId w:val="1735741193"/>
         <w:rPr>
           <w:rFonts w:ascii="Calibri" w:eastAsia="Times New Roman" w:hAnsi="Calibri" w:cs="Calibri"/>
           <w:color w:val="1F2933"/>
@@ -15027,9 +15027,9 @@
 <file path=word/numbering.xml><?xml version="1.0" encoding="utf-8"?>
 <w:numbering xmlns:wpc="http://schemas.microsoft.com/office/word/2010/wordprocessingCanvas" xmlns:cx="http://schemas.microsoft.com/office/drawing/2014/chartex" xmlns:cx1="http://schemas.microsoft.com/office/drawing/2015/9/8/chartex" xmlns:cx2="http://schemas.microsoft.com/office/drawing/2015/10/21/chartex" xmlns:cx3="http://schemas.microsoft.com/office/drawing/2016/5/9/chartex" xmlns:cx4="http://schemas.microsoft.com/office/drawing/2016/5/10/chartex" xmlns:cx5="http://schemas.microsoft.com/office/drawing/2016/5/11/chartex" xmlns:cx6="http://schemas.microsoft.com/office/drawing/2016/5/12/chartex" xmlns:cx7="http://schemas.microsoft.com/office/drawing/2016/5/13/chartex" xmlns:cx8="http://schemas.microsoft.com/office/drawing/2016/5/14/chartex" xmlns:mc="http://schemas.openxmlformats.org/markup-compatibility/2006" xmlns:aink="http://schemas.microsoft.com/office/drawing/2016/ink" xmlns:am3d="http://schemas.microsoft.com/office/drawing/2017/model3d" xmlns:o="urn:schemas-microsoft-com:office:office" xmlns:oel="http://schemas.microsoft.com/office/2019/extlst" xmlns:r="http://schemas.openxmlformats.org/officeDocument/2006/relationships" xmlns:m="http://schemas.openxmlformats.org/officeDocument/2006/math" xmlns:v="urn:schemas-microsoft-com:vml" xmlns:wp14="http://schemas.microsoft.com/office/word/2010/wordprocessingDrawing" xmlns:wp="http://schemas.openxmlformats.org/drawingml/2006/wordprocessingDrawing" xmlns:w10="urn:schemas-microsoft-com:office:word" xmlns:w="http://schemas.openxmlformats.org/wordprocessingml/2006/main" xmlns:w14="http://schemas.microsoft.com/office/word/2010/wordml" xmlns:w15="http://schemas.microsoft.com/office/word/2012/wordml" xmlns:w16cex="http://schemas.microsoft.com/office/word/2018/wordml/cex" xmlns:w16cid="http://schemas.microsoft.com/office/word/2016/wordml/cid" xmlns:w16="http://schemas.microsoft.com/office/word/2018/wordml" xmlns:w16sdtdh="http://schemas.microsoft.com/office/word/2020/wordml/sdtdatahash" xmlns:w16se="http://schemas.microsoft.com/office/word/2015/wordml/symex" xmlns:wpg="http://schemas.microsoft.com/office/word/2010/wordprocessingGroup" xmlns:wpi="http://schemas.microsoft.com/office/word/2010/wordprocessingInk" xmlns:wne="http://schemas.microsoft.com/office/word/2006/wordml" xmlns:wps="http://schemas.microsoft.com/office/word/2010/wordprocessingShape" mc:Ignorable="w14 w15 w16se w16cid w16 w16cex w16sdtdh wp14">
   <w:abstractNum w:abstractNumId="0" w15:restartNumberingAfterBreak="0">
-    <w:nsid w:val="286902D0"/>
+    <w:nsid w:val="277A2F5B"/>
     <w:multiLevelType w:val="multilevel"/>
-    <w:tmpl w:val="2086F6F0"/>
+    <w:tmpl w:val="05F4C310"/>
     <w:lvl w:ilvl="0">
       <w:start w:val="1"/>
       <w:numFmt w:val="bullet"/>
@@ -15176,9 +15176,9 @@
     </w:lvl>
   </w:abstractNum>
   <w:abstractNum w:abstractNumId="1" w15:restartNumberingAfterBreak="0">
-    <w:nsid w:val="2D6C4082"/>
+    <w:nsid w:val="31DA375B"/>
     <w:multiLevelType w:val="multilevel"/>
-    <w:tmpl w:val="F7285A2A"/>
+    <w:tmpl w:val="9EE0A120"/>
     <w:lvl w:ilvl="0">
       <w:start w:val="1"/>
       <w:numFmt w:val="bullet"/>
@@ -15325,9 +15325,9 @@
     </w:lvl>
   </w:abstractNum>
   <w:abstractNum w:abstractNumId="2" w15:restartNumberingAfterBreak="0">
-    <w:nsid w:val="328265CB"/>
+    <w:nsid w:val="42B90586"/>
     <w:multiLevelType w:val="multilevel"/>
-    <w:tmpl w:val="F80EBA58"/>
+    <w:tmpl w:val="28B62884"/>
     <w:lvl w:ilvl="0">
       <w:start w:val="1"/>
       <w:numFmt w:val="bullet"/>
@@ -15474,9 +15474,9 @@
     </w:lvl>
   </w:abstractNum>
   <w:abstractNum w:abstractNumId="3" w15:restartNumberingAfterBreak="0">
-    <w:nsid w:val="392631C3"/>
+    <w:nsid w:val="62837650"/>
     <w:multiLevelType w:val="multilevel"/>
-    <w:tmpl w:val="7DD85FC6"/>
+    <w:tmpl w:val="4C6E70DC"/>
     <w:lvl w:ilvl="0">
       <w:start w:val="1"/>
       <w:numFmt w:val="bullet"/>
@@ -15623,9 +15623,9 @@
     </w:lvl>
   </w:abstractNum>
   <w:abstractNum w:abstractNumId="4" w15:restartNumberingAfterBreak="0">
-    <w:nsid w:val="665933BC"/>
+    <w:nsid w:val="79A91030"/>
     <w:multiLevelType w:val="multilevel"/>
-    <w:tmpl w:val="08029D6C"/>
+    <w:tmpl w:val="85FA6D9C"/>
     <w:lvl w:ilvl="0">
       <w:start w:val="1"/>
       <w:numFmt w:val="bullet"/>
@@ -15771,20 +15771,20 @@
       </w:rPr>
     </w:lvl>
   </w:abstractNum>
-  <w:num w:numId="1" w16cid:durableId="712116224">
+  <w:num w:numId="1" w16cid:durableId="1608150864">
     <w:abstractNumId w:val="1"/>
   </w:num>
-  <w:num w:numId="2" w16cid:durableId="1619292491">
+  <w:num w:numId="2" w16cid:durableId="1540125139">
+    <w:abstractNumId w:val="2"/>
+  </w:num>
+  <w:num w:numId="3" w16cid:durableId="845099072">
     <w:abstractNumId w:val="4"/>
   </w:num>
-  <w:num w:numId="3" w16cid:durableId="838958162">
-    <w:abstractNumId w:val="2"/>
+  <w:num w:numId="4" w16cid:durableId="631400665">
+    <w:abstractNumId w:val="3"/>
   </w:num>
-  <w:num w:numId="4" w16cid:durableId="1813324059">
+  <w:num w:numId="5" w16cid:durableId="2062511795">
     <w:abstractNumId w:val="0"/>
-  </w:num>
-  <w:num w:numId="5" w16cid:durableId="1299068665">
-    <w:abstractNumId w:val="3"/>
   </w:num>
 </w:numbering>
 </file>
